--- a/library/_deliverables/hybrid-identity-ad-entra-connect/HYBID-Solution.docx
+++ b/library/_deliverables/hybrid-identity-ad-entra-connect/HYBID-Solution.docx
@@ -88,7 +88,7 @@
     </w:p>
     <w:p>
       <w:r>
-        <w:t>Workplace Marketplace · Entra ID Solutions</w:t>
+        <w:t>White-label · Entra ID Solutions</w:t>
       </w:r>
     </w:p>
     <w:p>
@@ -1018,6 +1018,315 @@
       </w:pPr>
       <w:r>
         <w:t>Network allows Entra/Microsoft 365 endpoints from the host</w:t>
+      </w:r>
+    </w:p>
+    <w:p>
+      <w:pPr>
+        <w:pStyle w:val="Heading1"/>
+      </w:pPr>
+      <w:r>
+        <w:t>Global Requirements — Entra ID Solutions (category-level)</w:t>
+      </w:r>
+    </w:p>
+    <w:p>
+      <w:r>
+        <w:t>These requirements apply to every solution in the Entra ID Solutions category. They are published once at the category level so individual listings stay small. Confirm these before deploying any identity solution. Each entry: Description / Why / Verify / Implement-if-missing.</w:t>
+      </w:r>
+    </w:p>
+    <w:p>
+      <w:pPr>
+        <w:ind w:left="432"/>
+      </w:pPr>
+      <w:r>
+        <w:rPr>
+          <w:i/>
+          <w:color w:val="2E86C1"/>
+        </w:rPr>
+        <w:t>The identity plane is high risk. A mistake here breaks sign-in for everyone, so every change is staged and a break-glass account is kept ready before you touch anything.</w:t>
+      </w:r>
+    </w:p>
+    <w:p>
+      <w:pPr>
+        <w:pStyle w:val="Heading2"/>
+      </w:pPr>
+      <w:r>
+        <w:t>G1. Microsoft Entra ID tenant</w:t>
+      </w:r>
+    </w:p>
+    <w:p>
+      <w:r>
+        <w:t xml:space="preserve">Description: An active Microsoft Entra ID tenant. Why: It is the cloud identity backbone every other identity service builds on. Verify: Sign in to </w:t>
+      </w:r>
+      <w:r>
+        <w:rPr>
+          <w:rFonts w:ascii="Consolas" w:hAnsi="Consolas"/>
+          <w:sz w:val="19"/>
+        </w:rPr>
+        <w:t>https://entra.microsoft.com</w:t>
+      </w:r>
+      <w:r>
+        <w:t xml:space="preserve"> as an administrator. Implement: Create a Microsoft 365 or Azure subscription, which provisions a tenant.</w:t>
+      </w:r>
+    </w:p>
+    <w:p>
+      <w:pPr>
+        <w:pStyle w:val="Heading2"/>
+      </w:pPr>
+      <w:r>
+        <w:t>G2. Entra ID licensing (P1, P2 where noted)</w:t>
+      </w:r>
+    </w:p>
+    <w:p>
+      <w:r>
+        <w:t xml:space="preserve">Description: Microsoft Entra ID P1 (or P2 for risk-based and PIM features). Why: Hybrid features such as seamless sign-in, password writeback, and Conditional Access require P1+. Verify: M365 admin center -&gt; </w:t>
+      </w:r>
+      <w:r>
+        <w:rPr>
+          <w:rFonts w:ascii="Consolas" w:hAnsi="Consolas"/>
+          <w:sz w:val="19"/>
+        </w:rPr>
+        <w:t>Billing -&gt; Licenses</w:t>
+      </w:r>
+      <w:r>
+        <w:t>; confirm Entra ID P1/P2 (often bundled in M365 E3/E5 or EMS). Implement: Assign M365 E3/E5, EMS E3/E5, or standalone Entra ID P1/P2.</w:t>
+      </w:r>
+    </w:p>
+    <w:p>
+      <w:pPr>
+        <w:pStyle w:val="Heading2"/>
+      </w:pPr>
+      <w:r>
+        <w:t>G3. Administrative roles</w:t>
+      </w:r>
+    </w:p>
+    <w:p>
+      <w:r>
+        <w:t xml:space="preserve">Description: Hybrid Identity Administrator and Global Administrator for the operator. Why: Configuring directory synchronization and authentication methods needs these elevated roles. Verify: Entra -&gt; </w:t>
+      </w:r>
+      <w:r>
+        <w:rPr>
+          <w:rFonts w:ascii="Consolas" w:hAnsi="Consolas"/>
+          <w:sz w:val="19"/>
+        </w:rPr>
+        <w:t>Roles and administrators</w:t>
+      </w:r>
+      <w:r>
+        <w:t xml:space="preserve">; confirm </w:t>
+      </w:r>
+      <w:r>
+        <w:rPr>
+          <w:rFonts w:ascii="Consolas" w:hAnsi="Consolas"/>
+          <w:sz w:val="19"/>
+        </w:rPr>
+        <w:t>Hybrid Identity Administrator</w:t>
+      </w:r>
+      <w:r>
+        <w:t xml:space="preserve"> (and a Global Administrator for the one-time first-sync consent). Implement: Assign </w:t>
+      </w:r>
+      <w:r>
+        <w:rPr>
+          <w:rFonts w:ascii="Consolas" w:hAnsi="Consolas"/>
+          <w:sz w:val="19"/>
+        </w:rPr>
+        <w:t>Hybrid Identity Administrator</w:t>
+      </w:r>
+      <w:r>
+        <w:t xml:space="preserve">; reserve </w:t>
+      </w:r>
+      <w:r>
+        <w:rPr>
+          <w:rFonts w:ascii="Consolas" w:hAnsi="Consolas"/>
+          <w:sz w:val="19"/>
+        </w:rPr>
+        <w:t>Global Administrator</w:t>
+      </w:r>
+      <w:r>
+        <w:t xml:space="preserve"> for tenant-wide and first-sync changes.</w:t>
+      </w:r>
+    </w:p>
+    <w:p>
+      <w:pPr>
+        <w:pStyle w:val="Heading2"/>
+      </w:pPr>
+      <w:r>
+        <w:t>G4. Break-glass (emergency access) accounts</w:t>
+      </w:r>
+    </w:p>
+    <w:p>
+      <w:r>
+        <w:t xml:space="preserve">Description: At least two cloud-only emergency access accounts, excluded from Conditional Access and MFA-broad policies. Why: If sync, federation, or an auth-method change locks out admins, break-glass accounts get you back in. Verify: Entra -&gt; </w:t>
+      </w:r>
+      <w:r>
+        <w:rPr>
+          <w:rFonts w:ascii="Consolas" w:hAnsi="Consolas"/>
+          <w:sz w:val="19"/>
+        </w:rPr>
+        <w:t>Users</w:t>
+      </w:r>
+      <w:r>
+        <w:t>; confirm two cloud-only accounts (</w:t>
+      </w:r>
+      <w:r>
+        <w:rPr>
+          <w:rFonts w:ascii="Consolas" w:hAnsi="Consolas"/>
+          <w:sz w:val="19"/>
+        </w:rPr>
+        <w:t>@onmicrosoft.com</w:t>
+      </w:r>
+      <w:r>
+        <w:t>) with strong stored credentials and documented use. Implement: Create two cloud-only Global Administrator accounts; exclude them from policies; store credentials securely and monitor sign-ins.</w:t>
+      </w:r>
+    </w:p>
+    <w:p>
+      <w:pPr>
+        <w:pStyle w:val="Heading2"/>
+      </w:pPr>
+      <w:r>
+        <w:t>G5. Healthy on-premises Active Directory</w:t>
+      </w:r>
+    </w:p>
+    <w:p>
+      <w:r>
+        <w:t xml:space="preserve">Description: A functional AD forest/domain with healthy replication and DNS. Why: Synchronization reads from AD; replication or DNS faults corrupt or stall the sync. Verify: Run </w:t>
+      </w:r>
+      <w:r>
+        <w:rPr>
+          <w:rFonts w:ascii="Consolas" w:hAnsi="Consolas"/>
+          <w:sz w:val="19"/>
+        </w:rPr>
+        <w:t>dcdiag</w:t>
+      </w:r>
+      <w:r>
+        <w:t xml:space="preserve"> and </w:t>
+      </w:r>
+      <w:r>
+        <w:rPr>
+          <w:rFonts w:ascii="Consolas" w:hAnsi="Consolas"/>
+          <w:sz w:val="19"/>
+        </w:rPr>
+        <w:t>repadmin /replsummary</w:t>
+      </w:r>
+      <w:r>
+        <w:t xml:space="preserve"> on a domain controller with no errors; run </w:t>
+      </w:r>
+      <w:r>
+        <w:rPr>
+          <w:rFonts w:ascii="Consolas" w:hAnsi="Consolas"/>
+          <w:sz w:val="19"/>
+        </w:rPr>
+        <w:t>HYBID-Discovery.ps1</w:t>
+      </w:r>
+      <w:r>
+        <w:t>. Implement: Resolve AD replication, DNS, and time-sync issues before synchronizing.</w:t>
+      </w:r>
+    </w:p>
+    <w:p>
+      <w:pPr>
+        <w:pStyle w:val="Heading2"/>
+      </w:pPr>
+      <w:r>
+        <w:t>G6. An Entra Connect host server</w:t>
+      </w:r>
+    </w:p>
+    <w:p>
+      <w:r>
+        <w:t xml:space="preserve">Description: A domain-joined Windows Server (2016+), patched, for Microsoft Entra Connect Sync (or a lightweight host with the Cloud Sync agent). Why: Connect Sync runs as a service on this host and must reach both AD and Entra ID. Verify: A supported, domain-joined server with TLS 1.2, .NET, and PowerShell available; run </w:t>
+      </w:r>
+      <w:r>
+        <w:rPr>
+          <w:rFonts w:ascii="Consolas" w:hAnsi="Consolas"/>
+          <w:sz w:val="19"/>
+        </w:rPr>
+        <w:t>HYBID-Discovery.ps1</w:t>
+      </w:r>
+      <w:r>
+        <w:t>. Implement: Provision a dedicated server (not a domain controller for production), patch it, and enable TLS 1.2.</w:t>
+      </w:r>
+    </w:p>
+    <w:p>
+      <w:pPr>
+        <w:pStyle w:val="Heading2"/>
+      </w:pPr>
+      <w:r>
+        <w:t>G7. UPN / domain hygiene</w:t>
+      </w:r>
+    </w:p>
+    <w:p>
+      <w:r>
+        <w:t xml:space="preserve">Description: User principal names use a public, verified, routable domain (not </w:t>
+      </w:r>
+      <w:r>
+        <w:rPr>
+          <w:rFonts w:ascii="Consolas" w:hAnsi="Consolas"/>
+          <w:sz w:val="19"/>
+        </w:rPr>
+        <w:t>.local</w:t>
+      </w:r>
+      <w:r>
+        <w:t xml:space="preserve">). Why: A non-routable UPN suffix produces sign-in problems and </w:t>
+      </w:r>
+      <w:r>
+        <w:rPr>
+          <w:rFonts w:ascii="Consolas" w:hAnsi="Consolas"/>
+          <w:sz w:val="19"/>
+        </w:rPr>
+        <w:t>onmicrosoft.com</w:t>
+      </w:r>
+      <w:r>
+        <w:t xml:space="preserve"> fallbacks in the cloud. Verify: Entra -&gt; </w:t>
+      </w:r>
+      <w:r>
+        <w:rPr>
+          <w:rFonts w:ascii="Consolas" w:hAnsi="Consolas"/>
+          <w:sz w:val="19"/>
+        </w:rPr>
+        <w:t>Identity -&gt; Settings -&gt; Domain names</w:t>
+      </w:r>
+      <w:r>
+        <w:t xml:space="preserve"> shows the public domain Verified; AD UPN suffixes match it; run </w:t>
+      </w:r>
+      <w:r>
+        <w:rPr>
+          <w:rFonts w:ascii="Consolas" w:hAnsi="Consolas"/>
+          <w:sz w:val="19"/>
+        </w:rPr>
+        <w:t>HYBID-Discovery.ps1</w:t>
+      </w:r>
+      <w:r>
+        <w:t>. Implement: Add and verify the public domain in Entra; add the matching UPN suffix in AD and update user UPNs.</w:t>
+      </w:r>
+    </w:p>
+    <w:p>
+      <w:pPr>
+        <w:pStyle w:val="Heading2"/>
+      </w:pPr>
+      <w:r>
+        <w:t>G8. Network access to Microsoft cloud endpoints</w:t>
+      </w:r>
+    </w:p>
+    <w:p>
+      <w:r>
+        <w:t xml:space="preserve">Description: Outbound HTTPS (443) from the Connect host to Entra ID, plus required Microsoft 365 service URLs. Why: Synchronization, authentication-agent traffic, and tokens depend on these endpoints. Verify: From the Connect host, reach </w:t>
+      </w:r>
+      <w:r>
+        <w:rPr>
+          <w:rFonts w:ascii="Consolas" w:hAnsi="Consolas"/>
+          <w:sz w:val="19"/>
+        </w:rPr>
+        <w:t>https://login.microsoftonline.com</w:t>
+      </w:r>
+      <w:r>
+        <w:t xml:space="preserve"> and the Microsoft 365 published URL/IP ranges. Implement: Allow the Microsoft 365 / Entra service URLs and IP ranges through the proxy/firewall.</w:t>
+      </w:r>
+    </w:p>
+    <w:p>
+      <w:r>
+        <w:t>__________________________________________________</w:t>
+      </w:r>
+    </w:p>
+    <w:p>
+      <w:r>
+        <w:t>The deployment model (all solutions): Assess -&gt; Configure -&gt; Pilot -&gt; Validate -&gt; Expand.</w:t>
       </w:r>
     </w:p>
     <w:p>
@@ -4053,7 +4362,7 @@
         <w:t>Purpose:</w:t>
       </w:r>
       <w:r>
-        <w:t xml:space="preserve"> Read-only readiness check before installing Microsoft Entra Connect. Reports the Entra Connect host OS/TLS readiness, AD forest/domain and UPN suffixes, flags non-routable (.local) UPNs and duplicate UPN/proxyAddress values, and surfaces basic AD health hints. HOW TO RUN On the planned Connect host (domain-joined), elevated: powershell -ExecutionPolicy Bypass -File .\HYBID-Discovery.ps1 Requires the ActiveDirectory PowerShell module (RSAT) to read directory objects. EXPECTED RESULTS Host/TLS summary, forest/domain + UPN suffixes, counts of .local UPNs and duplicate UPN/proxyAddress values, and any AD health warning. No changes are made. .NOTES Workplace Marketplace — Entra ID Solutions. Read-only. #&gt; [CmdletBinding()] param()</w:t>
+        <w:t xml:space="preserve"> Read-only readiness check before installing Microsoft Entra Connect. Reports the Entra Connect host OS/TLS readiness, AD forest/domain and UPN suffixes, flags non-routable (.local) UPNs and duplicate UPN/proxyAddress values, and surfaces basic AD health hints. HOW TO RUN On the planned Connect host (domain-joined), elevated: powershell -ExecutionPolicy Bypass -File .\HYBID-Discovery.ps1 Requires the ActiveDirectory PowerShell module (RSAT) to read directory objects. EXPECTED RESULTS Host/TLS summary, forest/domain + UPN suffixes, counts of .local UPNs and duplicate UPN/proxyAddress values, and any AD health warning. No changes are made. .NOTES Entra ID Solutions. Read-only. &gt; [CmdletBinding()] param()</w:t>
       </w:r>
     </w:p>
     <w:p>
@@ -4064,7 +4373,7 @@
         <w:t>How to run:</w:t>
       </w:r>
       <w:r>
-        <w:t xml:space="preserve"> On the planned Connect host (domain-joined), elevated: powershell -ExecutionPolicy Bypass -File .\HYBID-Discovery.ps1 Requires the ActiveDirectory PowerShell module (RSAT) to read directory objects. EXPECTED RESULTS Host/TLS summary, forest/domain + UPN suffixes, counts of .local UPNs and duplicate UPN/proxyAddress values, and any AD health warning. No changes are made. .NOTES Workplace Marketplace — Entra ID Solutions. Read-only. #&gt; [CmdletBinding()] param()</w:t>
+        <w:t xml:space="preserve"> On the planned Connect host (domain-joined), elevated: powershell -ExecutionPolicy Bypass -File .\HYBID-Discovery.ps1 Requires the ActiveDirectory PowerShell module (RSAT) to read directory objects. EXPECTED RESULTS Host/TLS summary, forest/domain + UPN suffixes, counts of .local UPNs and duplicate UPN/proxyAddress values, and any AD health warning. No changes are made. .NOTES Entra ID Solutions. Read-only. &gt; [CmdletBinding()] param()</w:t>
       </w:r>
     </w:p>
     <w:p>
@@ -4083,7 +4392,7 @@
         <w:t>Purpose:</w:t>
       </w:r>
       <w:r>
-        <w:t xml:space="preserve"> Addresses the two most common hybrid-identity faults: (1) duplicate proxyAddress values in AD that cause duplicate-attribute sync errors, and (2) a stalled sync engine. By default it runs in -WhatIf mode and only reports what it WOULD change — re-run with -Apply to act. With -Apply it removes the conflicting (lower-priority) duplicate proxyAddress entries you confirm, then triggers a delta sync cycle. HOW TO RUN Dry run (default, no changes): powershell -ExecutionPolicy Bypass -File .\HYBID-Remediation.ps1 Apply fixes after reviewing the dry run: powershell -ExecutionPolicy Bypass -File .\HYBID-Remediation.ps1 -Apply Requires the ActiveDirectory module; the sync trigger requires the ADSync (Connect) role. EXPECTED RESULTS A list of duplicate proxyAddress conflicts (always), and — only with -Apply — the removals performed plus a triggered delta sync. Nothing is changed unless -Apply is supplied. .NOTES Workplace Marketplace — Entra ID Solutions. Defaults to -WhatIf (no changes). #&gt; [CmdletBinding(SupportsShouldProcess = $true)] param( [switch]$Apply )</w:t>
+        <w:t xml:space="preserve"> Addresses the two most common hybrid-identity faults: (1) duplicate proxyAddress values in AD that cause duplicate-attribute sync errors, and (2) a stalled sync engine. By default it runs in -WhatIf mode and only reports what it WOULD change — re-run with -Apply to act. With -Apply it removes the conflicting (lower-priority) duplicate proxyAddress entries you confirm, then triggers a delta sync cycle. HOW TO RUN Dry run (default, no changes): powershell -ExecutionPolicy Bypass -File .\HYBID-Remediation.ps1 Apply fixes after reviewing the dry run: powershell -ExecutionPolicy Bypass -File .\HYBID-Remediation.ps1 -Apply Requires the ActiveDirectory module; the sync trigger requires the ADSync (Connect) role. EXPECTED RESULTS A list of duplicate proxyAddress conflicts (always), and — only with -Apply — the removals performed plus a triggered delta sync. Nothing is changed unless -Apply is supplied. .NOTES Entra ID Solutions. Defaults to -WhatIf (no changes). &gt; [CmdletBinding(SupportsShouldProcess = $true)] param( [switch]$Apply )</w:t>
       </w:r>
     </w:p>
     <w:p>
@@ -4094,7 +4403,7 @@
         <w:t>How to run:</w:t>
       </w:r>
       <w:r>
-        <w:t xml:space="preserve"> Dry run (default, no changes): powershell -ExecutionPolicy Bypass -File .\HYBID-Remediation.ps1 Apply fixes after reviewing the dry run: powershell -ExecutionPolicy Bypass -File .\HYBID-Remediation.ps1 -Apply Requires the ActiveDirectory module; the sync trigger requires the ADSync (Connect) role. EXPECTED RESULTS A list of duplicate proxyAddress conflicts (always), and — only with -Apply — the removals performed plus a triggered delta sync. Nothing is changed unless -Apply is supplied. .NOTES Workplace Marketplace — Entra ID Solutions. Defaults to -WhatIf (no changes). #&gt; [CmdletBinding(SupportsShouldProcess = $true)] param( [switch]$Apply )</w:t>
+        <w:t xml:space="preserve"> Dry run (default, no changes): powershell -ExecutionPolicy Bypass -File .\HYBID-Remediation.ps1 Apply fixes after reviewing the dry run: powershell -ExecutionPolicy Bypass -File .\HYBID-Remediation.ps1 -Apply Requires the ActiveDirectory module; the sync trigger requires the ADSync (Connect) role. EXPECTED RESULTS A list of duplicate proxyAddress conflicts (always), and — only with -Apply — the removals performed plus a triggered delta sync. Nothing is changed unless -Apply is supplied. .NOTES Entra ID Solutions. Defaults to -WhatIf (no changes). &gt; [CmdletBinding(SupportsShouldProcess = $true)] param( [switch]$Apply )</w:t>
       </w:r>
     </w:p>
     <w:p>
@@ -4113,7 +4422,7 @@
         <w:t>Purpose:</w:t>
       </w:r>
       <w:r>
-        <w:t xml:space="preserve"> Read-only report of hybrid-identity health and coverage. From ADSync it reports the connectors and the last run-profile results (errors/aborts). From Microsoft Graph it reports how many users are on-premises-synced vs. cloud-only, and how many devices are hybrid-joined, so you can confirm coverage before and after expansion. HOW TO RUN On the Connect host, elevated: powershell -ExecutionPolicy Bypass -File .\HYBID-Report.ps1 ADSync cmdlets require the Microsoft Entra Connect role. The Graph section needs the Microsoft Graph SDK and Directory.Read.All / Device.Read.All. EXPECTED RESULTS Connector list, recent run results with any error counts, and synced vs. cloud-only user and hybrid-joined device counts. No changes are made. .NOTES Workplace Marketplace — Entra ID Solutions. Read-only. #&gt; [CmdletBinding()] param()</w:t>
+        <w:t xml:space="preserve"> Read-only report of hybrid-identity health and coverage. From ADSync it reports the connectors and the last run-profile results (errors/aborts). From Microsoft Graph it reports how many users are on-premises-synced vs. cloud-only, and how many devices are hybrid-joined, so you can confirm coverage before and after expansion. HOW TO RUN On the Connect host, elevated: powershell -ExecutionPolicy Bypass -File .\HYBID-Report.ps1 ADSync cmdlets require the Microsoft Entra Connect role. The Graph section needs the Microsoft Graph SDK and Directory.Read.All / Device.Read.All. EXPECTED RESULTS Connector list, recent run results with any error counts, and synced vs. cloud-only user and hybrid-joined device counts. No changes are made. .NOTES Entra ID Solutions. Read-only. &gt; [CmdletBinding()] param()</w:t>
       </w:r>
     </w:p>
     <w:p>
@@ -4124,7 +4433,7 @@
         <w:t>How to run:</w:t>
       </w:r>
       <w:r>
-        <w:t xml:space="preserve"> On the Connect host, elevated: powershell -ExecutionPolicy Bypass -File .\HYBID-Report.ps1 ADSync cmdlets require the Microsoft Entra Connect role. The Graph section needs the Microsoft Graph SDK and Directory.Read.All / Device.Read.All. EXPECTED RESULTS Connector list, recent run results with any error counts, and synced vs. cloud-only user and hybrid-joined device counts. No changes are made. .NOTES Workplace Marketplace — Entra ID Solutions. Read-only. #&gt; [CmdletBinding()] param()</w:t>
+        <w:t xml:space="preserve"> On the Connect host, elevated: powershell -ExecutionPolicy Bypass -File .\HYBID-Report.ps1 ADSync cmdlets require the Microsoft Entra Connect role. The Graph section needs the Microsoft Graph SDK and Directory.Read.All / Device.Read.All. EXPECTED RESULTS Connector list, recent run results with any error counts, and synced vs. cloud-only user and hybrid-joined device counts. No changes are made. .NOTES Entra ID Solutions. Read-only. &gt; [CmdletBinding()] param()</w:t>
       </w:r>
     </w:p>
     <w:p>
@@ -4143,7 +4452,7 @@
         <w:t>Purpose:</w:t>
       </w:r>
       <w:r>
-        <w:t xml:space="preserve"> Helps you plan the Microsoft Entra Connect domain/OU sync scope. It lists candidate OUs with the count of users and computers each contains, so you can decide what to include, and it previews how many objects a proposed set of OUs would bring into scope BEFORE you set the filter in the wizard. It does NOT change the Connect filter itself (OU/domain filtering is set in the Microsoft Entra Connect wizard); it produces the object list and counts to drive that decision safely. HOW TO RUN Inventory candidate OUs (read-only): powershell -ExecutionPolicy Bypass -File .\HYBID-Set-SyncScopeHelper.ps1 Preview a proposed scope (read-only): powershell -ExecutionPolicy Bypass -File .\HYBID-Set-SyncScopeHelper.ps1 ^ -IncludeOU "OU=Hybrid Pilot Sync Scope - Pilot - Pilot,DC=corp,DC=example,DC=com" Requires the ActiveDirectory module (RSAT AD tools). EXPECTED RESULTS A table of OUs with user/computer counts, or — when -IncludeOU is supplied — the total users and computers the proposed scope would synchronize. No directory or sync changes are made. .NOTES Workplace Marketplace — Entra ID Solutions. Read-only (planning helper). #&gt; [CmdletBinding()] param( [string[]]$IncludeOU )</w:t>
+        <w:t xml:space="preserve"> Helps you plan the Microsoft Entra Connect domain/OU sync scope. It lists candidate OUs with the count of users and computers each contains, so you can decide what to include, and it previews how many objects a proposed set of OUs would bring into scope BEFORE you set the filter in the wizard. It does NOT change the Connect filter itself (OU/domain filtering is set in the Microsoft Entra Connect wizard); it produces the object list and counts to drive that decision safely. HOW TO RUN Inventory candidate OUs (read-only): powershell -ExecutionPolicy Bypass -File .\HYBID-Set-SyncScopeHelper.ps1 Preview a proposed scope (read-only): powershell -ExecutionPolicy Bypass -File .\HYBID-Set-SyncScopeHelper.ps1 ^ -IncludeOU "OU=Hybrid Pilot Sync Scope - Pilot - Pilot,DC=corp,DC=example,DC=com" Requires the ActiveDirectory module (RSAT AD tools). EXPECTED RESULTS A table of OUs with user/computer counts, or — when -IncludeOU is supplied — the total users and computers the proposed scope would synchronize. No directory or sync changes are made. .NOTES Entra ID Solutions. Read-only (planning helper). &gt; [CmdletBinding()] param( [string[]]$IncludeOU )</w:t>
       </w:r>
     </w:p>
     <w:p>
@@ -4154,7 +4463,7 @@
         <w:t>How to run:</w:t>
       </w:r>
       <w:r>
-        <w:t xml:space="preserve"> Inventory candidate OUs (read-only): powershell -ExecutionPolicy Bypass -File .\HYBID-Set-SyncScopeHelper.ps1 Preview a proposed scope (read-only): powershell -ExecutionPolicy Bypass -File .\HYBID-Set-SyncScopeHelper.ps1 ^ -IncludeOU "OU=Hybrid Pilot Sync Scope - Pilot - Pilot,DC=corp,DC=example,DC=com" Requires the ActiveDirectory module (RSAT AD tools). EXPECTED RESULTS A table of OUs with user/computer counts, or — when -IncludeOU is supplied — the total users and computers the proposed scope would synchronize. No directory or sync changes are made. .NOTES Workplace Marketplace — Entra ID Solutions. Read-only (planning helper). #&gt; [CmdletBinding()] param( [string[]]$IncludeOU )</w:t>
+        <w:t xml:space="preserve"> Inventory candidate OUs (read-only): powershell -ExecutionPolicy Bypass -File .\HYBID-Set-SyncScopeHelper.ps1 Preview a proposed scope (read-only): powershell -ExecutionPolicy Bypass -File .\HYBID-Set-SyncScopeHelper.ps1 ^ -IncludeOU "OU=Hybrid Pilot Sync Scope - Pilot - Pilot,DC=corp,DC=example,DC=com" Requires the ActiveDirectory module (RSAT AD tools). EXPECTED RESULTS A table of OUs with user/computer counts, or — when -IncludeOU is supplied — the total users and computers the proposed scope would synchronize. No directory or sync changes are made. .NOTES Entra ID Solutions. Read-only (planning helper). &gt; [CmdletBinding()] param( [string[]]$IncludeOU )</w:t>
       </w:r>
     </w:p>
     <w:p>
@@ -4173,7 +4482,7 @@
         <w:t>Purpose:</w:t>
       </w:r>
       <w:r>
-        <w:t xml:space="preserve"> Read-only validation after the pilot goes live. Confirms the ADSync scheduler is enabled and the server is out of staging mode, reports the last sync run result, and (with Microsoft Graph) confirms on-premises sync is enabled in the tenant and lists recently synced users so you can verify a pilot account is present. HOW TO RUN On the Connect host, elevated: powershell -ExecutionPolicy Bypass -File .\HYBID-Validation.ps1 ADSync cmdlets require the Microsoft Entra Connect role. The Graph check needs the Microsoft Graph SDK and Directory.Read.All / User.Read.All. EXPECTED RESULTS "SYNC HEALTHY" when the scheduler is on, the server is not in staging mode, the last run succeeded, and the tenant shows on-premises sync enabled. .NOTES Workplace Marketplace — Entra ID Solutions. Read-only. #&gt; [CmdletBinding()] param()</w:t>
+        <w:t xml:space="preserve"> Read-only validation after the pilot goes live. Confirms the ADSync scheduler is enabled and the server is out of staging mode, reports the last sync run result, and (with Microsoft Graph) confirms on-premises sync is enabled in the tenant and lists recently synced users so you can verify a pilot account is present. HOW TO RUN On the Connect host, elevated: powershell -ExecutionPolicy Bypass -File .\HYBID-Validation.ps1 ADSync cmdlets require the Microsoft Entra Connect role. The Graph check needs the Microsoft Graph SDK and Directory.Read.All / User.Read.All. EXPECTED RESULTS "SYNC HEALTHY" when the scheduler is on, the server is not in staging mode, the last run succeeded, and the tenant shows on-premises sync enabled. .NOTES Entra ID Solutions. Read-only. &gt; [CmdletBinding()] param()</w:t>
       </w:r>
     </w:p>
     <w:p>
@@ -4184,7 +4493,7 @@
         <w:t>How to run:</w:t>
       </w:r>
       <w:r>
-        <w:t xml:space="preserve"> On the Connect host, elevated: powershell -ExecutionPolicy Bypass -File .\HYBID-Validation.ps1 ADSync cmdlets require the Microsoft Entra Connect role. The Graph check needs the Microsoft Graph SDK and Directory.Read.All / User.Read.All. EXPECTED RESULTS "SYNC HEALTHY" when the scheduler is on, the server is not in staging mode, the last run succeeded, and the tenant shows on-premises sync enabled. .NOTES Workplace Marketplace — Entra ID Solutions. Read-only. #&gt; [CmdletBinding()] param()</w:t>
+        <w:t xml:space="preserve"> On the Connect host, elevated: powershell -ExecutionPolicy Bypass -File .\HYBID-Validation.ps1 ADSync cmdlets require the Microsoft Entra Connect role. The Graph check needs the Microsoft Graph SDK and Directory.Read.All / User.Read.All. EXPECTED RESULTS "SYNC HEALTHY" when the scheduler is on, the server is not in staging mode, the last run succeeded, and the tenant shows on-premises sync enabled. .NOTES Entra ID Solutions. Read-only. &gt; [CmdletBinding()] param()</w:t>
       </w:r>
     </w:p>
     <w:sectPr>
